--- a/clases/clase_14/02_Rubrica.docx
+++ b/clases/clase_14/02_Rubrica.docx
@@ -1,6 +1,6 @@
 
 <file path=word/document.xml><?xml version="1.0" encoding="utf-8"?>
-<w:document xmlns:wpc="http://schemas.microsoft.com/office/word/2010/wordprocessingCanvas" xmlns:cx="http://schemas.microsoft.com/office/drawing/2014/chartex" xmlns:cx1="http://schemas.microsoft.com/office/drawing/2015/9/8/chartex" xmlns:cx2="http://schemas.microsoft.com/office/drawing/2015/10/21/chartex" xmlns:cx3="http://schemas.microsoft.com/office/drawing/2016/5/9/chartex" xmlns:cx4="http://schemas.microsoft.com/office/drawing/2016/5/10/chartex" xmlns:cx5="http://schemas.microsoft.com/office/drawing/2016/5/11/chartex" xmlns:cx6="http://schemas.microsoft.com/office/drawing/2016/5/12/chartex" xmlns:cx7="http://schemas.microsoft.com/office/drawing/2016/5/13/chartex" xmlns:cx8="http://schemas.microsoft.com/office/drawing/2016/5/14/chartex" xmlns:mc="http://schemas.openxmlformats.org/markup-compatibility/2006" xmlns:aink="http://schemas.microsoft.com/office/drawing/2016/ink" xmlns:am3d="http://schemas.microsoft.com/office/drawing/2017/model3d" xmlns:o="urn:schemas-microsoft-com:office:office" xmlns:oel="http://schemas.microsoft.com/office/2019/extlst" xmlns:r="http://schemas.openxmlformats.org/officeDocument/2006/relationships" xmlns:m="http://schemas.openxmlformats.org/officeDocument/2006/math" xmlns:v="urn:schemas-microsoft-com:vml" xmlns:wp14="http://schemas.microsoft.com/office/word/2010/wordprocessingDrawing" xmlns:wp="http://schemas.openxmlformats.org/drawingml/2006/wordprocessingDrawing" xmlns:w10="urn:schemas-microsoft-com:office:word" xmlns:w="http://schemas.openxmlformats.org/wordprocessingml/2006/main" xmlns:w14="http://schemas.microsoft.com/office/word/2010/wordml" xmlns:w15="http://schemas.microsoft.com/office/word/2012/wordml" xmlns:w16cex="http://schemas.microsoft.com/office/word/2018/wordml/cex" xmlns:w16cid="http://schemas.microsoft.com/office/word/2016/wordml/cid" xmlns:w16="http://schemas.microsoft.com/office/word/2018/wordml" xmlns:w16du="http://schemas.microsoft.com/office/word/2023/wordml/word16du" xmlns:w16sdtdh="http://schemas.microsoft.com/office/word/2020/wordml/sdtdatahash" xmlns:w16se="http://schemas.microsoft.com/office/word/2015/wordml/symex" xmlns:wpg="http://schemas.microsoft.com/office/word/2010/wordprocessingGroup" xmlns:wpi="http://schemas.microsoft.com/office/word/2010/wordprocessingInk" xmlns:wne="http://schemas.microsoft.com/office/word/2006/wordml" xmlns:wps="http://schemas.microsoft.com/office/word/2010/wordprocessingShape" mc:Ignorable="w14 w15 w16se w16cid w16 w16cex w16sdtdh w16du wp14">
+<w:document xmlns:wpc="http://schemas.microsoft.com/office/word/2010/wordprocessingCanvas" xmlns:cx="http://schemas.microsoft.com/office/drawing/2014/chartex" xmlns:cx1="http://schemas.microsoft.com/office/drawing/2015/9/8/chartex" xmlns:cx2="http://schemas.microsoft.com/office/drawing/2015/10/21/chartex" xmlns:cx3="http://schemas.microsoft.com/office/drawing/2016/5/9/chartex" xmlns:cx4="http://schemas.microsoft.com/office/drawing/2016/5/10/chartex" xmlns:cx5="http://schemas.microsoft.com/office/drawing/2016/5/11/chartex" xmlns:cx6="http://schemas.microsoft.com/office/drawing/2016/5/12/chartex" xmlns:cx7="http://schemas.microsoft.com/office/drawing/2016/5/13/chartex" xmlns:cx8="http://schemas.microsoft.com/office/drawing/2016/5/14/chartex" xmlns:mc="http://schemas.openxmlformats.org/markup-compatibility/2006" xmlns:aink="http://schemas.microsoft.com/office/drawing/2016/ink" xmlns:am3d="http://schemas.microsoft.com/office/drawing/2017/model3d" xmlns:o="urn:schemas-microsoft-com:office:office" xmlns:oel="http://schemas.microsoft.com/office/2019/extlst" xmlns:r="http://schemas.openxmlformats.org/officeDocument/2006/relationships" xmlns:m="http://schemas.openxmlformats.org/officeDocument/2006/math" xmlns:v="urn:schemas-microsoft-com:vml" xmlns:wp14="http://schemas.microsoft.com/office/word/2010/wordprocessingDrawing" xmlns:wp="http://schemas.openxmlformats.org/drawingml/2006/wordprocessingDrawing" xmlns:w10="urn:schemas-microsoft-com:office:word" xmlns:w="http://schemas.openxmlformats.org/wordprocessingml/2006/main" xmlns:w14="http://schemas.microsoft.com/office/word/2010/wordml" xmlns:w15="http://schemas.microsoft.com/office/word/2012/wordml" xmlns:w16cex="http://schemas.microsoft.com/office/word/2018/wordml/cex" xmlns:w16cid="http://schemas.microsoft.com/office/word/2016/wordml/cid" xmlns:w16="http://schemas.microsoft.com/office/word/2018/wordml" xmlns:w16du="http://schemas.microsoft.com/office/word/2023/wordml/word16du" xmlns:w16sdtdh="http://schemas.microsoft.com/office/word/2020/wordml/sdtdatahash" xmlns:w16sdtfl="http://schemas.microsoft.com/office/word/2024/wordml/sdtformatlock" xmlns:w16se="http://schemas.microsoft.com/office/word/2015/wordml/symex" xmlns:wpg="http://schemas.microsoft.com/office/word/2010/wordprocessingGroup" xmlns:wpi="http://schemas.microsoft.com/office/word/2010/wordprocessingInk" xmlns:wne="http://schemas.microsoft.com/office/word/2006/wordml" xmlns:wps="http://schemas.microsoft.com/office/word/2010/wordprocessingShape" mc:Ignorable="w14 w15 w16se w16cid w16 w16cex w16sdtdh w16sdtfl w16du wp14">
   <w:body>
     <w:p>
       <w:pPr>
@@ -13,46 +13,30 @@
         <w:rPr>
           <w:u w:val="single"/>
         </w:rPr>
-        <w:t xml:space="preserve">Rúbrica </w:t>
-      </w:r>
-      <w:proofErr w:type="spellStart"/>
+        <w:t>Rúbrica Exámen</w:t>
+      </w:r>
       <w:r>
         <w:rPr>
           <w:u w:val="single"/>
         </w:rPr>
-        <w:t>Exámen</w:t>
-      </w:r>
-      <w:proofErr w:type="spellEnd"/>
+        <w:t xml:space="preserve"> Final</w:t>
+      </w:r>
       <w:r>
         <w:rPr>
           <w:u w:val="single"/>
         </w:rPr>
-        <w:t xml:space="preserve"> Final</w:t>
+        <w:t xml:space="preserve"> Métodos Cuantitativos 1</w:t>
       </w:r>
       <w:r>
         <w:rPr>
           <w:u w:val="single"/>
         </w:rPr>
-        <w:t xml:space="preserve"> Métodos Cuantitativos 1</w:t>
-      </w:r>
-      <w:r>
-        <w:rPr>
-          <w:u w:val="single"/>
-        </w:rPr>
         <w:t>:</w:t>
       </w:r>
     </w:p>
     <w:p>
       <w:r>
-        <w:t xml:space="preserve">El examen final consta de tres productos: un documento escrito, la realización de un cuestionario en Google </w:t>
-      </w:r>
-      <w:proofErr w:type="spellStart"/>
-      <w:r>
-        <w:t>forms</w:t>
-      </w:r>
-      <w:proofErr w:type="spellEnd"/>
-      <w:r>
-        <w:t xml:space="preserve"> y la presentación de su investigación en 15 minutos. </w:t>
+        <w:t xml:space="preserve">El examen final consta de tres productos: un documento escrito, la realización de un cuestionario en Google forms y la presentación de su investigación en 15 minutos. </w:t>
       </w:r>
     </w:p>
     <w:p/>
@@ -71,7 +55,19 @@
         <w:rPr>
           <w:u w:val="single"/>
         </w:rPr>
-        <w:t>Documento escrito (55%)</w:t>
+        <w:t>Documento escrito (</w:t>
+      </w:r>
+      <w:r>
+        <w:rPr>
+          <w:u w:val="single"/>
+        </w:rPr>
+        <w:t>80</w:t>
+      </w:r>
+      <w:r>
+        <w:rPr>
+          <w:u w:val="single"/>
+        </w:rPr>
+        <w:t>%)</w:t>
       </w:r>
     </w:p>
     <w:p/>
@@ -293,50 +289,177 @@
       </w:pPr>
       <w:r>
         <w:rPr>
-          <w:lang w:val="es-ES"/>
-        </w:rPr>
-        <w:t xml:space="preserve">•Es correcta la/s definición/es del/os concepto/s general/es: 10 </w:t>
-      </w:r>
-    </w:p>
-    <w:p>
-      <w:pPr>
-        <w:rPr>
-          <w:lang w:val="es-ES"/>
-        </w:rPr>
-      </w:pPr>
-      <w:r>
-        <w:rPr>
-          <w:lang w:val="es-ES"/>
-        </w:rPr>
-        <w:t xml:space="preserve">•Es correcta la/s definición/es del/os las dimensiones y subdimensiones: 10 </w:t>
-      </w:r>
-    </w:p>
-    <w:p>
-      <w:pPr>
-        <w:rPr>
-          <w:lang w:val="es-ES"/>
-        </w:rPr>
-      </w:pPr>
-      <w:r>
-        <w:rPr>
-          <w:lang w:val="es-ES"/>
-        </w:rPr>
-        <w:t xml:space="preserve">•Están bien definidos los indicadores y permiten construir preguntas concretas. Se relacionan lógicamente al concepto general: 10 </w:t>
-      </w:r>
-    </w:p>
-    <w:p>
-      <w:pPr>
-        <w:rPr>
-          <w:color w:val="FF0000"/>
-          <w:lang w:val="es-ES"/>
-        </w:rPr>
-      </w:pPr>
-      <w:r>
-        <w:rPr>
-          <w:color w:val="FF0000"/>
-          <w:lang w:val="es-ES"/>
-        </w:rPr>
-        <w:t xml:space="preserve">•Se incluyó una tabla que va desde indicadores a preguntas: 10 </w:t>
+          <w:color w:val="EE0000"/>
+          <w:lang w:val="es-ES"/>
+        </w:rPr>
+        <w:t>•</w:t>
+      </w:r>
+      <w:r>
+        <w:rPr>
+          <w:color w:val="EE0000"/>
+          <w:lang w:val="es-ES"/>
+        </w:rPr>
+        <w:t xml:space="preserve"> </w:t>
+      </w:r>
+      <w:r>
+        <w:rPr>
+          <w:color w:val="EE0000"/>
+          <w:lang w:val="es-ES"/>
+        </w:rPr>
+        <w:t>Incluye y e</w:t>
+      </w:r>
+      <w:r>
+        <w:rPr>
+          <w:color w:val="EE0000"/>
+          <w:lang w:val="es-ES"/>
+        </w:rPr>
+        <w:t>s</w:t>
+      </w:r>
+      <w:r>
+        <w:rPr>
+          <w:color w:val="EE0000"/>
+          <w:lang w:val="es-ES"/>
+        </w:rPr>
+        <w:t>/son</w:t>
+      </w:r>
+      <w:r>
+        <w:rPr>
+          <w:color w:val="EE0000"/>
+          <w:lang w:val="es-ES"/>
+        </w:rPr>
+        <w:t xml:space="preserve"> correcta</w:t>
+      </w:r>
+      <w:r>
+        <w:rPr>
+          <w:color w:val="EE0000"/>
+          <w:lang w:val="es-ES"/>
+        </w:rPr>
+        <w:t>/s</w:t>
+      </w:r>
+      <w:r>
+        <w:rPr>
+          <w:color w:val="EE0000"/>
+          <w:lang w:val="es-ES"/>
+        </w:rPr>
+        <w:t xml:space="preserve"> la/s definición/es del/os concepto/s general/es: 10 </w:t>
+      </w:r>
+    </w:p>
+    <w:p>
+      <w:pPr>
+        <w:rPr>
+          <w:color w:val="EE0000"/>
+          <w:lang w:val="es-ES"/>
+        </w:rPr>
+      </w:pPr>
+      <w:r>
+        <w:rPr>
+          <w:color w:val="EE0000"/>
+          <w:lang w:val="es-ES"/>
+        </w:rPr>
+        <w:t>•</w:t>
+      </w:r>
+      <w:r>
+        <w:rPr>
+          <w:color w:val="EE0000"/>
+          <w:lang w:val="es-ES"/>
+        </w:rPr>
+        <w:t xml:space="preserve"> </w:t>
+      </w:r>
+      <w:r>
+        <w:rPr>
+          <w:color w:val="EE0000"/>
+          <w:lang w:val="es-ES"/>
+        </w:rPr>
+        <w:t xml:space="preserve">Incluye y es/son </w:t>
+      </w:r>
+      <w:r>
+        <w:rPr>
+          <w:color w:val="EE0000"/>
+          <w:lang w:val="es-ES"/>
+        </w:rPr>
+        <w:t>correcta</w:t>
+      </w:r>
+      <w:r>
+        <w:rPr>
+          <w:color w:val="EE0000"/>
+          <w:lang w:val="es-ES"/>
+        </w:rPr>
+        <w:t>/s</w:t>
+      </w:r>
+      <w:r>
+        <w:rPr>
+          <w:color w:val="EE0000"/>
+          <w:lang w:val="es-ES"/>
+        </w:rPr>
+        <w:t xml:space="preserve"> la/s definición/es del/os las dimensiones y subdimensiones: 10 </w:t>
+      </w:r>
+    </w:p>
+    <w:p>
+      <w:pPr>
+        <w:rPr>
+          <w:lang w:val="es-ES"/>
+        </w:rPr>
+      </w:pPr>
+      <w:r>
+        <w:rPr>
+          <w:lang w:val="es-ES"/>
+        </w:rPr>
+        <w:t>•</w:t>
+      </w:r>
+      <w:r>
+        <w:rPr>
+          <w:lang w:val="es-ES"/>
+        </w:rPr>
+        <w:t xml:space="preserve"> </w:t>
+      </w:r>
+      <w:r>
+        <w:rPr>
+          <w:lang w:val="es-ES"/>
+        </w:rPr>
+        <w:t xml:space="preserve">Están bien definidos los indicadores y permiten construir preguntas concretas. Se relacionan lógicamente al concepto general: 10 </w:t>
+      </w:r>
+    </w:p>
+    <w:p>
+      <w:pPr>
+        <w:rPr>
+          <w:color w:val="FF0000"/>
+          <w:lang w:val="es-ES"/>
+        </w:rPr>
+      </w:pPr>
+      <w:r>
+        <w:rPr>
+          <w:color w:val="FF0000"/>
+          <w:lang w:val="es-ES"/>
+        </w:rPr>
+        <w:t>•</w:t>
+      </w:r>
+      <w:r>
+        <w:rPr>
+          <w:color w:val="FF0000"/>
+          <w:lang w:val="es-ES"/>
+        </w:rPr>
+        <w:t xml:space="preserve"> </w:t>
+      </w:r>
+      <w:r>
+        <w:rPr>
+          <w:color w:val="FF0000"/>
+          <w:lang w:val="es-ES"/>
+        </w:rPr>
+        <w:t>Se incluy</w:t>
+      </w:r>
+      <w:r>
+        <w:rPr>
+          <w:color w:val="FF0000"/>
+          <w:lang w:val="es-ES"/>
+        </w:rPr>
+        <w:t>e</w:t>
+      </w:r>
+      <w:r>
+        <w:rPr>
+          <w:color w:val="FF0000"/>
+          <w:lang w:val="es-ES"/>
+        </w:rPr>
+        <w:t xml:space="preserve"> una tabla que va desde indicadores a preguntas: 10 </w:t>
       </w:r>
     </w:p>
     <w:p>
@@ -820,25 +943,23 @@
           <w:u w:val="single"/>
           <w:lang w:val="es-ES"/>
         </w:rPr>
-        <w:t xml:space="preserve">Cuestionario en Google </w:t>
-      </w:r>
-      <w:proofErr w:type="spellStart"/>
+        <w:t>Cuestionario en Google forms (</w:t>
+      </w:r>
       <w:r>
         <w:rPr>
           <w:color w:val="FF0000"/>
           <w:u w:val="single"/>
           <w:lang w:val="es-ES"/>
         </w:rPr>
-        <w:t>forms</w:t>
-      </w:r>
-      <w:proofErr w:type="spellEnd"/>
+        <w:t>2</w:t>
+      </w:r>
       <w:r>
         <w:rPr>
           <w:color w:val="FF0000"/>
           <w:u w:val="single"/>
           <w:lang w:val="es-ES"/>
         </w:rPr>
-        <w:t xml:space="preserve"> (10%)</w:t>
+        <w:t>0%)</w:t>
       </w:r>
     </w:p>
     <w:p>
@@ -870,68 +991,6 @@
           <w:lang w:val="es-ES"/>
         </w:rPr>
       </w:pPr>
-    </w:p>
-    <w:p>
-      <w:pPr>
-        <w:pStyle w:val="Prrafodelista"/>
-        <w:numPr>
-          <w:ilvl w:val="0"/>
-          <w:numId w:val="4"/>
-        </w:numPr>
-        <w:rPr>
-          <w:color w:val="FF0000"/>
-          <w:u w:val="single"/>
-          <w:lang w:val="es-ES"/>
-        </w:rPr>
-      </w:pPr>
-      <w:r>
-        <w:rPr>
-          <w:color w:val="FF0000"/>
-          <w:u w:val="single"/>
-          <w:lang w:val="es-ES"/>
-        </w:rPr>
-        <w:t>Presentación final (35%)</w:t>
-      </w:r>
-    </w:p>
-    <w:p>
-      <w:pPr>
-        <w:pStyle w:val="Prrafodelista"/>
-        <w:numPr>
-          <w:ilvl w:val="1"/>
-          <w:numId w:val="4"/>
-        </w:numPr>
-        <w:rPr>
-          <w:color w:val="FF0000"/>
-          <w:lang w:val="es-ES"/>
-        </w:rPr>
-      </w:pPr>
-      <w:r>
-        <w:rPr>
-          <w:color w:val="FF0000"/>
-          <w:lang w:val="es-ES"/>
-        </w:rPr>
-        <w:t>Está correctamente realizado considerando los tipos de preguntas y los tipos de alternativas</w:t>
-      </w:r>
-    </w:p>
-    <w:p>
-      <w:pPr>
-        <w:pStyle w:val="Prrafodelista"/>
-        <w:numPr>
-          <w:ilvl w:val="1"/>
-          <w:numId w:val="4"/>
-        </w:numPr>
-        <w:rPr>
-          <w:color w:val="FF0000"/>
-          <w:lang w:val="es-ES"/>
-        </w:rPr>
-      </w:pPr>
-      <w:r>
-        <w:rPr>
-          <w:color w:val="FF0000"/>
-          <w:lang w:val="es-ES"/>
-        </w:rPr>
-        <w:t xml:space="preserve">Envíe la presentación antes de la clase. </w:t>
-      </w:r>
     </w:p>
     <w:p>
       <w:pPr>
@@ -951,7 +1010,7 @@
 </file>
 
 <file path=word/numbering.xml><?xml version="1.0" encoding="utf-8"?>
-<w:numbering xmlns:wpc="http://schemas.microsoft.com/office/word/2010/wordprocessingCanvas" xmlns:cx="http://schemas.microsoft.com/office/drawing/2014/chartex" xmlns:cx1="http://schemas.microsoft.com/office/drawing/2015/9/8/chartex" xmlns:cx2="http://schemas.microsoft.com/office/drawing/2015/10/21/chartex" xmlns:cx3="http://schemas.microsoft.com/office/drawing/2016/5/9/chartex" xmlns:cx4="http://schemas.microsoft.com/office/drawing/2016/5/10/chartex" xmlns:cx5="http://schemas.microsoft.com/office/drawing/2016/5/11/chartex" xmlns:cx6="http://schemas.microsoft.com/office/drawing/2016/5/12/chartex" xmlns:cx7="http://schemas.microsoft.com/office/drawing/2016/5/13/chartex" xmlns:cx8="http://schemas.microsoft.com/office/drawing/2016/5/14/chartex" xmlns:mc="http://schemas.openxmlformats.org/markup-compatibility/2006" xmlns:aink="http://schemas.microsoft.com/office/drawing/2016/ink" xmlns:am3d="http://schemas.microsoft.com/office/drawing/2017/model3d" xmlns:o="urn:schemas-microsoft-com:office:office" xmlns:oel="http://schemas.microsoft.com/office/2019/extlst" xmlns:r="http://schemas.openxmlformats.org/officeDocument/2006/relationships" xmlns:m="http://schemas.openxmlformats.org/officeDocument/2006/math" xmlns:v="urn:schemas-microsoft-com:vml" xmlns:wp14="http://schemas.microsoft.com/office/word/2010/wordprocessingDrawing" xmlns:wp="http://schemas.openxmlformats.org/drawingml/2006/wordprocessingDrawing" xmlns:w10="urn:schemas-microsoft-com:office:word" xmlns:w="http://schemas.openxmlformats.org/wordprocessingml/2006/main" xmlns:w14="http://schemas.microsoft.com/office/word/2010/wordml" xmlns:w15="http://schemas.microsoft.com/office/word/2012/wordml" xmlns:w16cex="http://schemas.microsoft.com/office/word/2018/wordml/cex" xmlns:w16cid="http://schemas.microsoft.com/office/word/2016/wordml/cid" xmlns:w16="http://schemas.microsoft.com/office/word/2018/wordml" xmlns:w16du="http://schemas.microsoft.com/office/word/2023/wordml/word16du" xmlns:w16sdtdh="http://schemas.microsoft.com/office/word/2020/wordml/sdtdatahash" xmlns:w16se="http://schemas.microsoft.com/office/word/2015/wordml/symex" xmlns:wpg="http://schemas.microsoft.com/office/word/2010/wordprocessingGroup" xmlns:wpi="http://schemas.microsoft.com/office/word/2010/wordprocessingInk" xmlns:wne="http://schemas.microsoft.com/office/word/2006/wordml" xmlns:wps="http://schemas.microsoft.com/office/word/2010/wordprocessingShape" mc:Ignorable="w14 w15 w16se w16cid w16 w16cex w16sdtdh w16du wp14">
+<w:numbering xmlns:wpc="http://schemas.microsoft.com/office/word/2010/wordprocessingCanvas" xmlns:cx="http://schemas.microsoft.com/office/drawing/2014/chartex" xmlns:cx1="http://schemas.microsoft.com/office/drawing/2015/9/8/chartex" xmlns:cx2="http://schemas.microsoft.com/office/drawing/2015/10/21/chartex" xmlns:cx3="http://schemas.microsoft.com/office/drawing/2016/5/9/chartex" xmlns:cx4="http://schemas.microsoft.com/office/drawing/2016/5/10/chartex" xmlns:cx5="http://schemas.microsoft.com/office/drawing/2016/5/11/chartex" xmlns:cx6="http://schemas.microsoft.com/office/drawing/2016/5/12/chartex" xmlns:cx7="http://schemas.microsoft.com/office/drawing/2016/5/13/chartex" xmlns:cx8="http://schemas.microsoft.com/office/drawing/2016/5/14/chartex" xmlns:mc="http://schemas.openxmlformats.org/markup-compatibility/2006" xmlns:aink="http://schemas.microsoft.com/office/drawing/2016/ink" xmlns:am3d="http://schemas.microsoft.com/office/drawing/2017/model3d" xmlns:o="urn:schemas-microsoft-com:office:office" xmlns:oel="http://schemas.microsoft.com/office/2019/extlst" xmlns:r="http://schemas.openxmlformats.org/officeDocument/2006/relationships" xmlns:m="http://schemas.openxmlformats.org/officeDocument/2006/math" xmlns:v="urn:schemas-microsoft-com:vml" xmlns:wp14="http://schemas.microsoft.com/office/word/2010/wordprocessingDrawing" xmlns:wp="http://schemas.openxmlformats.org/drawingml/2006/wordprocessingDrawing" xmlns:w10="urn:schemas-microsoft-com:office:word" xmlns:w="http://schemas.openxmlformats.org/wordprocessingml/2006/main" xmlns:w14="http://schemas.microsoft.com/office/word/2010/wordml" xmlns:w15="http://schemas.microsoft.com/office/word/2012/wordml" xmlns:w16cex="http://schemas.microsoft.com/office/word/2018/wordml/cex" xmlns:w16cid="http://schemas.microsoft.com/office/word/2016/wordml/cid" xmlns:w16="http://schemas.microsoft.com/office/word/2018/wordml" xmlns:w16du="http://schemas.microsoft.com/office/word/2023/wordml/word16du" xmlns:w16sdtdh="http://schemas.microsoft.com/office/word/2020/wordml/sdtdatahash" xmlns:w16sdtfl="http://schemas.microsoft.com/office/word/2024/wordml/sdtformatlock" xmlns:w16se="http://schemas.microsoft.com/office/word/2015/wordml/symex" xmlns:wpg="http://schemas.microsoft.com/office/word/2010/wordprocessingGroup" xmlns:wpi="http://schemas.microsoft.com/office/word/2010/wordprocessingInk" xmlns:wne="http://schemas.microsoft.com/office/word/2006/wordml" xmlns:wps="http://schemas.microsoft.com/office/word/2010/wordprocessingShape" mc:Ignorable="w14 w15 w16se w16cid w16 w16cex w16sdtdh w16sdtfl w16du wp14">
   <w:abstractNum w:abstractNumId="0" w15:restartNumberingAfterBreak="0">
     <w:nsid w:val="0AD65C07"/>
     <w:multiLevelType w:val="hybridMultilevel"/>
@@ -1396,7 +1455,7 @@
 </file>
 
 <file path=word/styles.xml><?xml version="1.0" encoding="utf-8"?>
-<w:styles xmlns:mc="http://schemas.openxmlformats.org/markup-compatibility/2006" xmlns:r="http://schemas.openxmlformats.org/officeDocument/2006/relationships" xmlns:w="http://schemas.openxmlformats.org/wordprocessingml/2006/main" xmlns:w14="http://schemas.microsoft.com/office/word/2010/wordml" xmlns:w15="http://schemas.microsoft.com/office/word/2012/wordml" xmlns:w16cex="http://schemas.microsoft.com/office/word/2018/wordml/cex" xmlns:w16cid="http://schemas.microsoft.com/office/word/2016/wordml/cid" xmlns:w16="http://schemas.microsoft.com/office/word/2018/wordml" xmlns:w16du="http://schemas.microsoft.com/office/word/2023/wordml/word16du" xmlns:w16sdtdh="http://schemas.microsoft.com/office/word/2020/wordml/sdtdatahash" xmlns:w16se="http://schemas.microsoft.com/office/word/2015/wordml/symex" mc:Ignorable="w14 w15 w16se w16cid w16 w16cex w16sdtdh w16du">
+<w:styles xmlns:mc="http://schemas.openxmlformats.org/markup-compatibility/2006" xmlns:r="http://schemas.openxmlformats.org/officeDocument/2006/relationships" xmlns:w="http://schemas.openxmlformats.org/wordprocessingml/2006/main" xmlns:w14="http://schemas.microsoft.com/office/word/2010/wordml" xmlns:w15="http://schemas.microsoft.com/office/word/2012/wordml" xmlns:w16cex="http://schemas.microsoft.com/office/word/2018/wordml/cex" xmlns:w16cid="http://schemas.microsoft.com/office/word/2016/wordml/cid" xmlns:w16="http://schemas.microsoft.com/office/word/2018/wordml" xmlns:w16du="http://schemas.microsoft.com/office/word/2023/wordml/word16du" xmlns:w16sdtdh="http://schemas.microsoft.com/office/word/2020/wordml/sdtdatahash" xmlns:w16sdtfl="http://schemas.microsoft.com/office/word/2024/wordml/sdtformatlock" xmlns:w16se="http://schemas.microsoft.com/office/word/2015/wordml/symex" mc:Ignorable="w14 w15 w16se w16cid w16 w16cex w16sdtdh w16sdtfl w16du">
   <w:docDefaults>
     <w:rPrDefault>
       <w:rPr>

--- a/clases/clase_14/02_Rubrica.docx
+++ b/clases/clase_14/02_Rubrica.docx
@@ -13,12 +13,20 @@
         <w:rPr>
           <w:u w:val="single"/>
         </w:rPr>
-        <w:t>Rúbrica Exámen</w:t>
-      </w:r>
+        <w:t xml:space="preserve">Rúbrica </w:t>
+      </w:r>
+      <w:proofErr w:type="spellStart"/>
       <w:r>
         <w:rPr>
           <w:u w:val="single"/>
         </w:rPr>
+        <w:t>Exámen</w:t>
+      </w:r>
+      <w:proofErr w:type="spellEnd"/>
+      <w:r>
+        <w:rPr>
+          <w:u w:val="single"/>
+        </w:rPr>
         <w:t xml:space="preserve"> Final</w:t>
       </w:r>
       <w:r>
@@ -36,10 +44,34 @@
     </w:p>
     <w:p>
       <w:r>
-        <w:t xml:space="preserve">El examen final consta de tres productos: un documento escrito, la realización de un cuestionario en Google forms y la presentación de su investigación en 15 minutos. </w:t>
-      </w:r>
-    </w:p>
-    <w:p/>
+        <w:t xml:space="preserve">El examen final consta de </w:t>
+      </w:r>
+      <w:r>
+        <w:t>dos</w:t>
+      </w:r>
+      <w:r>
+        <w:t xml:space="preserve"> productos: un documento escrito</w:t>
+      </w:r>
+      <w:r>
+        <w:t xml:space="preserve"> y</w:t>
+      </w:r>
+      <w:r>
+        <w:t xml:space="preserve"> la realización de un cuestionario en Google </w:t>
+      </w:r>
+      <w:proofErr w:type="spellStart"/>
+      <w:r>
+        <w:t>forms</w:t>
+      </w:r>
+      <w:r>
+        <w:t>.</w:t>
+      </w:r>
+      <w:proofErr w:type="spellEnd"/>
+    </w:p>
+    <w:p>
+      <w:r>
+        <w:t>El formato es el mismo que el de la entrega intermedia</w:t>
+      </w:r>
+    </w:p>
     <w:p>
       <w:pPr>
         <w:pStyle w:val="Prrafodelista"/>
@@ -363,14 +395,7 @@
           <w:color w:val="EE0000"/>
           <w:lang w:val="es-ES"/>
         </w:rPr>
-        <w:t xml:space="preserve"> </w:t>
-      </w:r>
-      <w:r>
-        <w:rPr>
-          <w:color w:val="EE0000"/>
-          <w:lang w:val="es-ES"/>
-        </w:rPr>
-        <w:t xml:space="preserve">Incluye y es/son </w:t>
+        <w:t xml:space="preserve"> Incluye y es/son </w:t>
       </w:r>
       <w:r>
         <w:rPr>
@@ -943,7 +968,25 @@
           <w:u w:val="single"/>
           <w:lang w:val="es-ES"/>
         </w:rPr>
-        <w:t>Cuestionario en Google forms (</w:t>
+        <w:t xml:space="preserve">Cuestionario en Google </w:t>
+      </w:r>
+      <w:proofErr w:type="spellStart"/>
+      <w:r>
+        <w:rPr>
+          <w:color w:val="FF0000"/>
+          <w:u w:val="single"/>
+          <w:lang w:val="es-ES"/>
+        </w:rPr>
+        <w:t>forms</w:t>
+      </w:r>
+      <w:proofErr w:type="spellEnd"/>
+      <w:r>
+        <w:rPr>
+          <w:color w:val="FF0000"/>
+          <w:u w:val="single"/>
+          <w:lang w:val="es-ES"/>
+        </w:rPr>
+        <w:t xml:space="preserve"> (</w:t>
       </w:r>
       <w:r>
         <w:rPr>
@@ -980,6 +1023,52 @@
           <w:lang w:val="es-ES"/>
         </w:rPr>
         <w:t xml:space="preserve">Está correctamente realizado considerando los tipos de preguntas y los tipos de alternativas </w:t>
+      </w:r>
+      <w:r>
+        <w:rPr>
+          <w:color w:val="FF0000"/>
+          <w:lang w:val="es-ES"/>
+        </w:rPr>
+        <w:t xml:space="preserve">[incluir </w:t>
+      </w:r>
+      <w:proofErr w:type="gramStart"/>
+      <w:r>
+        <w:rPr>
+          <w:color w:val="FF0000"/>
+          <w:lang w:val="es-ES"/>
+        </w:rPr>
+        <w:t>link</w:t>
+      </w:r>
+      <w:proofErr w:type="gramEnd"/>
+      <w:r>
+        <w:rPr>
+          <w:color w:val="FF0000"/>
+          <w:lang w:val="es-ES"/>
+        </w:rPr>
+        <w:t xml:space="preserve"> de Google </w:t>
+      </w:r>
+      <w:proofErr w:type="spellStart"/>
+      <w:r>
+        <w:rPr>
+          <w:color w:val="FF0000"/>
+          <w:lang w:val="es-ES"/>
+        </w:rPr>
+        <w:t>forms</w:t>
+      </w:r>
+      <w:proofErr w:type="spellEnd"/>
+      <w:r>
+        <w:rPr>
+          <w:color w:val="FF0000"/>
+          <w:lang w:val="es-ES"/>
+        </w:rPr>
+        <w:t xml:space="preserve"> al final del cuestionario]</w:t>
+      </w:r>
+      <w:r>
+        <w:rPr>
+          <w:color w:val="FF0000"/>
+          <w:lang w:val="es-ES"/>
+        </w:rPr>
+        <w:br/>
       </w:r>
     </w:p>
     <w:p>
